--- a/sdd/Chapter_20_Conclusion_Appendices_and_Production_Readiness_SDD.docx
+++ b/sdd/Chapter_20_Conclusion_Appendices_and_Production_Readiness_SDD.docx
@@ -175,6 +175,12 @@
       </w:pPr>
       <w:r>
         <w:t>Rollback plan available</w:t>
+      </w:r>
+    </w:p>
+    <w:p>
+      <w:pPr/>
+      <w:r>
+        <w:t>Interim note (2026-09-24): the “Backups configured” item above is satisfied per the phased approach defined in Chapter 12 §12.7.1 and Chapter 16 §16.7.1 — DigiHostel operates on Supabase's Free tier during the current pre-scale phase, without managed PITR/backups, as an explicit, time-bounded, governed risk acceptance, with a committed migration to a billed Pro + PITR subscription at the defined scale-up trigger. This checklist item should be read as “backup approach defined and interim-approved,” not “managed backups currently active,” until that migration occurs.</w:t>
       </w:r>
     </w:p>
     <w:p>
